--- a/data/templates/Request_for_Recommendation_Letter_to_PA.docx
+++ b/data/templates/Request_for_Recommendation_Letter_to_PA.docx
@@ -1410,7 +1410,7 @@
           <w:szCs w:val="26"/>
         </w:rPr>
         <w:tab/>
-        <w:t>#{{attorney_bar}}</w:t>
+        <w:t>{{attorney_bar}}</w:t>
       </w:r>
     </w:p>
     <w:p>

--- a/data/templates/Request_for_Recommendation_Letter_to_PA.docx
+++ b/data/templates/Request_for_Recommendation_Letter_to_PA.docx
@@ -1552,42 +1552,6 @@
           <w:szCs w:val="26"/>
         </w:rPr>
         <w:t>Telephone: {{firm_phone}}</w:t>
-      </w:r>
-    </w:p>
-    <w:p>
-      <w:pPr>
-        <w:ind w:left="3600" w:firstLine="720"/>
-        <w:rPr>
-          <w:rFonts w:ascii="Century" w:eastAsia="Times New Roman" w:hAnsi="Century"/>
-          <w:sz w:val="26"/>
-          <w:szCs w:val="26"/>
-        </w:rPr>
-      </w:pPr>
-      <w:r>
-        <w:rPr>
-          <w:rFonts w:ascii="Century" w:eastAsia="Times New Roman" w:hAnsi="Century"/>
-          <w:sz w:val="26"/>
-          <w:szCs w:val="26"/>
-        </w:rPr>
-        <w:t>Facsimile</w:t>
-      </w:r>
-      <w:proofErr w:type="gramStart"/>
-      <w:r>
-        <w:rPr>
-          <w:rFonts w:ascii="Century" w:eastAsia="Times New Roman" w:hAnsi="Century"/>
-          <w:sz w:val="26"/>
-          <w:szCs w:val="26"/>
-        </w:rPr>
-        <w:t>: (</w:t>
-      </w:r>
-      <w:proofErr w:type="gramEnd"/>
-      <w:r>
-        <w:rPr>
-          <w:rFonts w:ascii="Century" w:eastAsia="Times New Roman" w:hAnsi="Century"/>
-          <w:sz w:val="26"/>
-          <w:szCs w:val="26"/>
-        </w:rPr>
-        <w:t xml:space="preserve">314) 596-0658 </w:t>
       </w:r>
     </w:p>
     <w:p>

--- a/data/templates/Request_for_Recommendation_Letter_to_PA.docx
+++ b/data/templates/Request_for_Recommendation_Letter_to_PA.docx
@@ -852,16 +852,7 @@
           <w:szCs w:val="26"/>
           <w:lang w:val="en-CA"/>
         </w:rPr>
-        <w:t xml:space="preserve">{{court_</w:t>
-      </w:r>
-      <w:r>
-        <w:rPr>
-          <w:rFonts w:ascii="Century" w:eastAsia="Times New Roman" w:hAnsi="Century"/>
-          <w:sz w:val="26"/>
-          <w:szCs w:val="26"/>
-          <w:lang w:val="en-CA"/>
-        </w:rPr>
-        <w:t>name}}</w:t>
+        <w:t>{{court_name}}</w:t>
       </w:r>
       <w:r>
         <w:rPr>
@@ -941,31 +932,7 @@
           <w:szCs w:val="26"/>
         </w:rPr>
         <w:tab/>
-        <w:t>RE: {{court_n</w:t>
-      </w:r>
-      <w:r>
-        <w:rPr>
-          <w:rFonts w:ascii="Century" w:eastAsia="Times New Roman" w:hAnsi="Century"/>
-          <w:sz w:val="26"/>
-          <w:szCs w:val="26"/>
-        </w:rPr>
-        <w:t>ame_short</w:t>
-      </w:r>
-      <w:r>
-        <w:rPr>
-          <w:rFonts w:ascii="Century" w:eastAsia="Times New Roman" w:hAnsi="Century"/>
-          <w:sz w:val="26"/>
-          <w:szCs w:val="26"/>
-        </w:rPr>
-        <w:t xml:space="preserve">}} v</w:t>
-      </w:r>
-      <w:r>
-        <w:rPr>
-          <w:rFonts w:ascii="Century" w:eastAsia="Times New Roman" w:hAnsi="Century"/>
-          <w:sz w:val="26"/>
-          <w:szCs w:val="26"/>
-        </w:rPr>
-        <w:t>. Nicolas Per</w:t>
+        <w:t>RE: {{court_name_short}} v. {{defendant_name}}</w:t>
       </w:r>
     </w:p>
     <w:p>
